--- a/WEBOTS Onboarding.docx
+++ b/WEBOTS Onboarding.docx
@@ -8,6 +8,9 @@
       </w:pPr>
       <w:r>
         <w:t>WEBOTS Onboarding</w:t>
+      </w:r>
+      <w:r>
+        <w:t xml:space="preserve"> (My Copy)</w:t>
       </w:r>
     </w:p>
     <w:p>
@@ -348,10 +351,16 @@
     </w:p>
     <w:p/>
     <w:p>
+      <w:pPr>
+        <w:rPr>
+          <w:highlight w:val="cyan"/>
+        </w:rPr>
+      </w:pPr>
       <w:r>
         <w:rPr>
           <w:b/>
           <w:bCs/>
+          <w:highlight w:val="cyan"/>
         </w:rPr>
         <w:t>Challenge: </w:t>
       </w:r>
@@ -361,6 +370,7 @@
         <w:rPr>
           <w:b/>
           <w:bCs/>
+          <w:highlight w:val="cyan"/>
           <w:lang w:val="en-US"/>
         </w:rPr>
       </w:pPr>
@@ -368,6 +378,7 @@
         <w:rPr>
           <w:b/>
           <w:bCs/>
+          <w:highlight w:val="cyan"/>
         </w:rPr>
         <w:t>From scratch, write a function that accepts 2 pointers, one for a different byte (1 byte = 8 bits) array. It should shift them by a certain value (passed in as a parameter), combine them, and extract them from the combination. </w:t>
       </w:r>
@@ -375,6 +386,7 @@
         <w:rPr>
           <w:b/>
           <w:bCs/>
+          <w:highlight w:val="cyan"/>
         </w:rPr>
         <w:t xml:space="preserve">Use the docs I listed to read as help. </w:t>
       </w:r>
@@ -382,6 +394,7 @@
         <w:rPr>
           <w:b/>
           <w:bCs/>
+          <w:highlight w:val="cyan"/>
         </w:rPr>
         <w:t xml:space="preserve">Note: to print out the </w:t>
       </w:r>
@@ -389,6 +402,7 @@
         <w:rPr>
           <w:b/>
           <w:bCs/>
+          <w:highlight w:val="cyan"/>
         </w:rPr>
         <w:lastRenderedPageBreak/>
         <w:t xml:space="preserve">shifted binary number, you can’t just write “%032b”. You </w:t>
@@ -398,6 +412,7 @@
         <w:rPr>
           <w:b/>
           <w:bCs/>
+          <w:highlight w:val="cyan"/>
         </w:rPr>
         <w:t>have to</w:t>
       </w:r>
@@ -406,6 +421,7 @@
         <w:rPr>
           <w:b/>
           <w:bCs/>
+          <w:highlight w:val="cyan"/>
         </w:rPr>
         <w:t xml:space="preserve"> print it out using a loop</w:t>
       </w:r>
@@ -413,6 +429,7 @@
         <w:rPr>
           <w:b/>
           <w:bCs/>
+          <w:highlight w:val="cyan"/>
         </w:rPr>
         <w:t xml:space="preserve"> (maybe make it a global function you call instead of using </w:t>
       </w:r>
@@ -422,6 +439,7 @@
         <w:rPr>
           <w:b/>
           <w:bCs/>
+          <w:highlight w:val="cyan"/>
         </w:rPr>
         <w:t>printf</w:t>
       </w:r>
@@ -430,6 +448,7 @@
         <w:rPr>
           <w:b/>
           <w:bCs/>
+          <w:highlight w:val="cyan"/>
         </w:rPr>
         <w:t>(</w:t>
       </w:r>
@@ -438,6 +457,7 @@
         <w:rPr>
           <w:b/>
           <w:bCs/>
+          <w:highlight w:val="cyan"/>
         </w:rPr>
         <w:t>)……)</w:t>
       </w:r>
@@ -445,32 +465,76 @@
         <w:rPr>
           <w:b/>
           <w:bCs/>
+          <w:highlight w:val="cyan"/>
         </w:rPr>
         <w:t>.</w:t>
       </w:r>
     </w:p>
-    <w:p/>
     <w:p>
-      <w:r>
+      <w:pPr>
         <w:rPr>
           <w:b/>
           <w:bCs/>
-        </w:rPr>
-        <w:t xml:space="preserve">Disclaimer: I know everyone is using AI to write code, BUT please don’t! I really want y’all to really understand what the code is doing and how to troubleshoot without just prompting Chat or Claude or …. You get my point. </w:t>
-      </w:r>
-      <w:proofErr w:type="gramStart"/>
+          <w:highlight w:val="cyan"/>
+          <w:u w:val="single"/>
+        </w:rPr>
+      </w:pPr>
+    </w:p>
+    <w:p>
+      <w:pPr>
+        <w:rPr>
+          <w:highlight w:val="cyan"/>
+        </w:rPr>
+      </w:pPr>
       <w:r>
         <w:rPr>
           <w:b/>
           <w:bCs/>
-        </w:rPr>
-        <w:t>So</w:t>
-      </w:r>
-      <w:proofErr w:type="gramEnd"/>
+          <w:highlight w:val="cyan"/>
+          <w:u w:val="single"/>
+        </w:rPr>
+        <w:t xml:space="preserve">AFTER </w:t>
+      </w:r>
       <w:r>
         <w:rPr>
           <w:b/>
           <w:bCs/>
+          <w:highlight w:val="cyan"/>
+        </w:rPr>
+        <w:t>you have made an honest attempt/finished, you can check out my solution to the challenge. It doesn’t have to be exactly like mine. There are many ways to solve this!! </w:t>
+      </w:r>
+    </w:p>
+    <w:p>
+      <w:pPr>
+        <w:rPr>
+          <w:highlight w:val="cyan"/>
+        </w:rPr>
+      </w:pPr>
+    </w:p>
+    <w:p>
+      <w:r>
+        <w:rPr>
+          <w:b/>
+          <w:bCs/>
+          <w:highlight w:val="cyan"/>
+        </w:rPr>
+        <w:t xml:space="preserve">Disclaimer: I know everyone is using AI to write code, BUT please don’t! I really want y’all to really understand what the code is doing and how to troubleshoot without just prompting Chat or Claude or …. You get my point. </w:t>
+      </w:r>
+      <w:proofErr w:type="gramStart"/>
+      <w:r>
+        <w:rPr>
+          <w:b/>
+          <w:bCs/>
+          <w:highlight w:val="cyan"/>
+        </w:rPr>
+        <w:t>So</w:t>
+      </w:r>
+      <w:proofErr w:type="gramEnd"/>
+      <w:r>
+        <w:rPr>
+          <w:b/>
+          <w:bCs/>
+          <w:highlight w:val="cyan"/>
         </w:rPr>
         <w:t xml:space="preserve"> try your best to write it from scratch (look at your notes from ES 1036)</w:t>
       </w:r>
